--- a/.career/packages/general-projects-2-5/钟杰-通用简历.docx
+++ b/.career/packages/general-projects-2-5/钟杰-通用简历.docx
@@ -470,7 +470,7 @@
                               </w:rPr>
                               <w:t xml:space="preserve">上海易校｜高级前端专家／前端架构师</w:t>
                               <w:br/>
-                              <w:t xml:space="preserve">技术栈：TypeScript、React Hooks、HAL / HAL-FORMS、Inversify、Immer、Zod、Standard Schema、Nx + pnpm、Vite、Vitest、MSW、Testing Library、TypeDoc</w:t>
+                              <w:t xml:space="preserve">技术栈：TypeScript、React Hooks、HAL / HAL-FORMS、Zod、Nx + pnpm、Vite、Vitest、MSW、Testing Library、TypeDoc</w:t>
                             </w:r>
                           </w:p>
                           <w:p>
@@ -686,7 +686,7 @@
                                 <w:u w:color="545454"/>
                                 <w:lang w:val="zh-TW" w:eastAsia="zh-TW"/>
                               </w:rPr>
-                              <w:t xml:space="preserve">根据服务端动作模板的字段定义生成 Zod 校验规则与 JSON Schema 表单描述，通过 Standard Schema 接入提交验证，让字段渲染与校验使用同一份定义。</w:t>
+                              <w:t xml:space="preserve">根据服务端动作模板的字段定义生成 Zod 校验规则与 JSON Schema 表单描述，在提交前验证数据，让字段渲染与校验使用同一份定义。</w:t>
                             </w:r>
                           </w:p>
                           <w:p>
@@ -1183,7 +1183,7 @@
                         </w:rPr>
                         <w:t xml:space="preserve">上海易校｜高级前端专家／前端架构师</w:t>
                         <w:br/>
-                        <w:t xml:space="preserve">技术栈：TypeScript、React Hooks、HAL / HAL-FORMS、Inversify、Immer、Zod、Standard Schema、Nx + pnpm、Vite、Vitest、MSW、Testing Library、TypeDoc</w:t>
+                        <w:t xml:space="preserve">技术栈：TypeScript、React Hooks、HAL / HAL-FORMS、Zod、Nx + pnpm、Vite、Vitest、MSW、Testing Library、TypeDoc</w:t>
                       </w:r>
                     </w:p>
                     <w:p>
@@ -1399,7 +1399,7 @@
                           <w:u w:color="545454"/>
                           <w:lang w:val="zh-TW" w:eastAsia="zh-TW"/>
                         </w:rPr>
-                        <w:t xml:space="preserve">根据服务端动作模板的字段定义生成 Zod 校验规则与 JSON Schema 表单描述，通过 Standard Schema 接入提交验证，让字段渲染与校验使用同一份定义。</w:t>
+                        <w:t xml:space="preserve">根据服务端动作模板的字段定义生成 Zod 校验规则与 JSON Schema 表单描述，在提交前验证数据，让字段渲染与校验使用同一份定义。</w:t>
                       </w:r>
                     </w:p>
                     <w:p>
@@ -4897,7 +4897,7 @@
                               </w:rPr>
                               <w:t xml:space="preserve">上海易校｜高级前端专家／前端架构师</w:t>
                               <w:br/>
-                              <w:t xml:space="preserve">技术栈：TypeScript、React、Next.js、React Flow（@xyflow/react）、Tiptap、Tailwind CSS、Radix UI、React Hook Form、Zod、NestJS、SSE、Prisma、PostgreSQL、Nx + pnpm、tsup、Vitest</w:t>
+                              <w:t xml:space="preserve">技术栈：TypeScript、React、Next.js、React Flow（@xyflow/react）、Tiptap、Tailwind CSS、Radix UI、React Hook Form、Zod、NestJS、SSE、Prisma、PostgreSQL、Nx + pnpm、Vitest</w:t>
                             </w:r>
                           </w:p>
                           <w:p>
@@ -5221,7 +5221,7 @@
                               </w:rPr>
                               <w:t xml:space="preserve">上海易校｜高级前端专家／前端架构师</w:t>
                               <w:br/>
-                              <w:t xml:space="preserve">技术栈：TypeScript、PerformanceObserver / Web Vitals、Fetch / XMLHttpRequest、Sourcemap、NestJS、Kafka、ClickHouse、TypeORM、PostgreSQL、Nx + pnpm、tsup / tsc</w:t>
+                              <w:t xml:space="preserve">技术栈：TypeScript、PerformanceObserver / Web Vitals、Fetch / XMLHttpRequest、Sourcemap、NestJS、Kafka、ClickHouse、TypeORM、PostgreSQL、Nx + pnpm</w:t>
                             </w:r>
                           </w:p>
                           <w:p>
@@ -5499,7 +5499,7 @@
                         </w:rPr>
                         <w:t xml:space="preserve">上海易校｜高级前端专家／前端架构师</w:t>
                         <w:br/>
-                        <w:t xml:space="preserve">技术栈：TypeScript、React、Next.js、React Flow（@xyflow/react）、Tiptap、Tailwind CSS、Radix UI、React Hook Form、Zod、NestJS、SSE、Prisma、PostgreSQL、Nx + pnpm、tsup、Vitest</w:t>
+                        <w:t xml:space="preserve">技术栈：TypeScript、React、Next.js、React Flow（@xyflow/react）、Tiptap、Tailwind CSS、Radix UI、React Hook Form、Zod、NestJS、SSE、Prisma、PostgreSQL、Nx + pnpm、Vitest</w:t>
                       </w:r>
                     </w:p>
                     <w:p>
@@ -5823,7 +5823,7 @@
                         </w:rPr>
                         <w:t xml:space="preserve">上海易校｜高级前端专家／前端架构师</w:t>
                         <w:br/>
-                        <w:t xml:space="preserve">技术栈：TypeScript、PerformanceObserver / Web Vitals、Fetch / XMLHttpRequest、Sourcemap、NestJS、Kafka、ClickHouse、TypeORM、PostgreSQL、Nx + pnpm、tsup / tsc</w:t>
+                        <w:t xml:space="preserve">技术栈：TypeScript、PerformanceObserver / Web Vitals、Fetch / XMLHttpRequest、Sourcemap、NestJS、Kafka、ClickHouse、TypeORM、PostgreSQL、Nx + pnpm</w:t>
                       </w:r>
                     </w:p>
                     <w:p>
